--- a/model_output/transgenfit.docx
+++ b/model_output/transgenfit.docx
@@ -7,47 +7,41 @@
         <w:keepNext/>
         <w:spacing w:after="60"/>
       </w:pPr>
-      <w:r>
-        <w:rPr>
-          <w:rFonts w:ascii="Calibri" w:hAnsi="Calibri"/>
-        </w:rPr>
-        <w:t xml:space="preserve">Table </w:t>
-      </w:r>
-      <w:fldSimple w:instr=" SEQ Table \* ARABIC ">
-        <w:r>
-          <w:rPr>
-            <w:rFonts w:ascii="Calibri" w:hAnsi="Calibri"/>
-            <w:noProof/>
-          </w:rPr>
-          <w:t>1</w:t>
-        </w:r>
-      </w:fldSimple>
-      <w:r>
-        <w:rPr>
-          <w:rFonts w:ascii="Calibri" w:hAnsi="Calibri"/>
-        </w:rPr>
-        <w:t xml:space="preserve">: </w:t>
-      </w:r>
-      <w:r>
-        <w:rPr>
-          <w:rFonts w:ascii="Calibri" w:hAnsi="Calibri"/>
-          <w:color w:val="333333"/>
-        </w:rPr>
-        <w:t>transgenerational Rate Sensitive Fitness</w:t>
-      </w:r>
-    </w:p>
-    <w:p>
-      <w:pPr>
-        <w:keepNext/>
-        <w:spacing w:after="60"/>
-      </w:pPr>
+      <w:proofErr w:type="spellStart"/>
       <w:r>
         <w:rPr>
           <w:rFonts w:ascii="Calibri" w:hAnsi="Calibri"/>
           <w:color w:val="333333"/>
           <w:sz w:val="20"/>
         </w:rPr>
-        <w:t>dominant_eigenvalues ~ ParentalTreatment * OffspringTreatment * Generation + (1 | Plate)</w:t>
+        <w:t>dominant_eigenvalues</w:t>
+      </w:r>
+      <w:proofErr w:type="spellEnd"/>
+      <w:r>
+        <w:rPr>
+          <w:rFonts w:ascii="Calibri" w:hAnsi="Calibri"/>
+          <w:color w:val="333333"/>
+          <w:sz w:val="20"/>
+        </w:rPr>
+        <w:t xml:space="preserve"> ~ </w:t>
+      </w:r>
+      <w:proofErr w:type="spellStart"/>
+      <w:r>
+        <w:rPr>
+          <w:rFonts w:ascii="Calibri" w:hAnsi="Calibri"/>
+          <w:color w:val="333333"/>
+          <w:sz w:val="20"/>
+        </w:rPr>
+        <w:t>ParentalTreatment</w:t>
+      </w:r>
+      <w:proofErr w:type="spellEnd"/>
+      <w:r>
+        <w:rPr>
+          <w:rFonts w:ascii="Calibri" w:hAnsi="Calibri"/>
+          <w:color w:val="333333"/>
+          <w:sz w:val="20"/>
+        </w:rPr>
+        <w:t xml:space="preserve"> * OffspringTreatment * Generation + (1 | Plate)</w:t>
       </w:r>
     </w:p>
     <w:tbl>
@@ -3867,7 +3861,7 @@
   <w:abstractNum w:abstractNumId="0" w15:restartNumberingAfterBreak="0">
     <w:nsid w:val="0000A990"/>
     <w:multiLevelType w:val="multilevel"/>
-    <w:tmpl w:val="1D7A4A1A"/>
+    <w:tmpl w:val="F572CAE0"/>
     <w:lvl w:ilvl="0">
       <w:numFmt w:val="bullet"/>
       <w:lvlText w:val=" "/>
@@ -3941,7 +3935,7 @@
       </w:pPr>
     </w:lvl>
   </w:abstractNum>
-  <w:num w:numId="1" w16cid:durableId="1025598058">
+  <w:num w:numId="1" w16cid:durableId="813643117">
     <w:abstractNumId w:val="0"/>
   </w:num>
 </w:numbering>
